--- a/HR Documents/templates/Visa Renewal Form - INJAAZ (before header).docx
+++ b/HR Documents/templates/Visa Renewal Form - INJAAZ (before header).docx
@@ -58,7 +58,7 @@
               <w:drawing>
                 <wp:inline xmlns:a="http://schemas.openxmlformats.org/drawingml/2006/main" xmlns:pic="http://schemas.openxmlformats.org/drawingml/2006/picture">
                   <wp:extent cx="648000" cy="609405"/>
-                  <wp:docPr id="15" name="Picture 15"/>
+                  <wp:docPr id="1" name="Picture 1"/>
                   <wp:cNvGraphicFramePr>
                     <a:graphicFrameLocks noChangeAspect="1"/>
                   </wp:cNvGraphicFramePr>
@@ -66,7 +66,7 @@
                     <a:graphicData uri="http://schemas.openxmlformats.org/drawingml/2006/picture">
                       <pic:pic>
                         <pic:nvPicPr>
-                          <pic:cNvPr id="0" name="logo.png"/>
+                          <pic:cNvPr id="0" name="image.png"/>
                           <pic:cNvPicPr/>
                         </pic:nvPicPr>
                         <pic:blipFill>
